--- a/Bao_cao_Mini_Project_Campus_Loop.docx
+++ b/Bao_cao_Mini_Project_Campus_Loop.docx
@@ -342,7 +342,7 @@
           </w:tcPr>
           <w:p>
             <w:r>
-              <w:t>Sẽ ghi commit sau khi đẩy mã nguồn</w:t>
+              <w:t>f9f184c</w:t>
             </w:r>
           </w:p>
         </w:tc>
